--- a/novels/Mistakenly Dragged Survival/Chapter_5_Vaultline.docx
+++ b/novels/Mistakenly Dragged Survival/Chapter_5_Vaultline.docx
@@ -25,7 +25,7 @@
           <w:sz w:val="24"/>
           <w:szCs w:val="24"/>
         </w:rPr>
-        <w:t xml:space="preserve">Chen Wei picked up on the third ring, which was normal, and said "what" instead of hello, which was also normal. Background noise suggested he was at home — television, low volume, something with a studio audience.</w:t>
+        <w:t>Chen Wei picked up on the third ring, which was normal, and said "what" instead of hello, which was also normal. Background noise suggested he was at home, television, low volume, something with a studio audience.</w:t>
       </w:r>
     </w:p>
     <w:p>
@@ -116,7 +116,7 @@
           <w:sz w:val="24"/>
           <w:szCs w:val="24"/>
         </w:rPr>
-        <w:t xml:space="preserve">Jiang Wenxu looked at the version he had written on the train. He had gone back and forth on where to start — the umbrella, the game, the notification — and had settled on the umbrella because Chen Wei already knew that part. Familiar ground first.</w:t>
+        <w:t>Jiang Wenxu looked at the version he had written on the train. He had gone back and forth on where to start, the umbrella, the game, the notification, and had settled on the umbrella because Chen Wei already knew that part. Familiar ground first.</w:t>
       </w:r>
     </w:p>
     <w:p>
@@ -246,7 +246,7 @@
           <w:sz w:val="24"/>
           <w:szCs w:val="24"/>
         </w:rPr>
-        <w:t xml:space="preserve">"No. The notification you got the morning after the first instance — the one you dismissed as spam. That was real. The one about queue position that you forwarded me. Also real."</w:t>
+        <w:t>"No. The notification you got the morning after the first instance, the one you dismissed as spam. That was real. The one about queue position that you forwarded me. Also real."</w:t>
       </w:r>
     </w:p>
     <w:p>
@@ -285,7 +285,7 @@
           <w:sz w:val="24"/>
           <w:szCs w:val="24"/>
         </w:rPr>
-        <w:t xml:space="preserve">"The first instance was a hospital. There were entities — things that would kill you if you made contact or triggered their detection range. The second was a hotel with a different mechanism. Both had exit conditions that required finding specific information inside the environment."</w:t>
+        <w:t>"The first instance was a hospital. There were entities, things that would kill you if you made contact or triggered their detection range. The second was a hotel with a different mechanism. Both had exit conditions that required finding specific information inside the environment."</w:t>
       </w:r>
     </w:p>
     <w:p>
@@ -350,7 +350,7 @@
           <w:sz w:val="24"/>
           <w:szCs w:val="24"/>
         </w:rPr>
-        <w:t xml:space="preserve">He could hear Chen Wei processing — not speaking, but not dismissing either. The particular silence of someone running the timeline back through their memory and checking it against what they were being told. The notification. The forwarded message. The note Jiang Wenxu had left on the umbrella. Do not borrow things without checking the label.</w:t>
+        <w:t>He could hear Chen Wei processing, not speaking, but not dismissing either. The particular silence of someone running the timeline back through their memory and checking it against what they were being told. The notification. The forwarded message. The note Jiang Wenxu had left on the umbrella. Do not borrow things without checking the label.</w:t>
       </w:r>
     </w:p>
     <w:p>
@@ -467,7 +467,7 @@
           <w:sz w:val="24"/>
           <w:szCs w:val="24"/>
         </w:rPr>
-        <w:t xml:space="preserve">"The game has your ID flagged as an active player because of the cleared instances. At some point it will try to pull you in. The pull requires a trigger — a physical object or location connected to your name. The umbrella tag was an example."</w:t>
+        <w:t>"The game has your ID flagged as an active player because of the cleared instances. At some point it will try to pull you in. The pull requires a trigger, a physical object or location connected to your name. The umbrella tag was an example."</w:t>
       </w:r>
     </w:p>
     <w:p>
@@ -506,20 +506,20 @@
           <w:sz w:val="24"/>
           <w:szCs w:val="24"/>
         </w:rPr>
-        <w:t xml:space="preserve">"That's everything. My work badge, my transit card —"</w:t>
-      </w:r>
-    </w:p>
-    <w:p>
-      <w:pPr>
-        <w:spacing w:after="160"/>
-      </w:pPr>
-      <w:r>
-        <w:rPr>
-          <w:rFonts w:ascii="Arial" w:cs="Arial" w:eastAsia="Arial" w:hAnsi="Arial"/>
-          <w:sz w:val="24"/>
-          <w:szCs w:val="24"/>
-        </w:rPr>
-        <w:t xml:space="preserve">"Your transit card is issued to thousands of people with the same format. It's low-risk. The game seems to target objects with a specific personal association — something you've handled frequently, something that carries a strong identity link." He paused. "The umbrella had your name written on it in your own handwriting. That specificity seems to matter."</w:t>
+        <w:t>"That's everything. My work badge, my transit card, "</w:t>
+      </w:r>
+    </w:p>
+    <w:p>
+      <w:pPr>
+        <w:spacing w:after="160"/>
+      </w:pPr>
+      <w:r>
+        <w:rPr>
+          <w:rFonts w:ascii="Arial" w:cs="Arial" w:eastAsia="Arial" w:hAnsi="Arial"/>
+          <w:sz w:val="24"/>
+          <w:szCs w:val="24"/>
+        </w:rPr>
+        <w:t>"Your transit card is issued to thousands of people with the same format. It's low-risk. The game seems to target objects with a specific personal association, something you've handled frequently, something that carries a strong identity link." He paused. "The umbrella had your name written on it in your own handwriting. That specificity seems to matter."</w:t>
       </w:r>
     </w:p>
     <w:p>
@@ -571,7 +571,7 @@
           <w:sz w:val="24"/>
           <w:szCs w:val="24"/>
         </w:rPr>
-        <w:t xml:space="preserve">"If you get a notification from the game — any format, any source — don't dismiss it. Forward it to me immediately and don't interact with it further until we've talked. The orientation material it originally sent you would have told you how to read those notifications. You didn't get it, which means I need to fill that in."</w:t>
+        <w:t>"If you get a notification from the game, any format, any source, don't dismiss it. Forward it to me immediately and don't interact with it further until we've talked. The orientation material it originally sent you would have told you how to read those notifications. You didn't get it, which means I need to fill that in."</w:t>
       </w:r>
     </w:p>
     <w:p>
@@ -662,7 +662,7 @@
           <w:sz w:val="24"/>
           <w:szCs w:val="24"/>
         </w:rPr>
-        <w:t xml:space="preserve">The silence this time was different — shorter, with a different texture. He could not classify it precisely. Chen Wei said: "Is it going to try to pull me into something like Ash Ward."</w:t>
+        <w:t>The silence this time was different, shorter, with a different texture. He could not classify it precisely. Chen Wei said: "Is it going to try to pull me into something like Ash Ward."</w:t>
       </w:r>
     </w:p>
     <w:p>
@@ -844,7 +844,7 @@
           <w:sz w:val="24"/>
           <w:szCs w:val="24"/>
         </w:rPr>
-        <w:t xml:space="preserve">Chen Wei made the sound again — not a laugh, not frustration. Something in between that Jiang Wenxu did not have a clean classification for. "Okay," he said. "Okay. Send me the orientation stuff. Whatever you have."</w:t>
+        <w:t>Chen Wei made the sound again, not a laugh, not frustration. Something in between that Jiang Wenxu did not have a clean classification for. "Okay," he said. "Okay. Send me the orientation stuff. Whatever you have."</w:t>
       </w:r>
     </w:p>
     <w:p>
@@ -936,7 +936,7 @@
           <w:sz w:val="24"/>
           <w:szCs w:val="24"/>
         </w:rPr>
-        <w:t xml:space="preserve">He spent two hours after the call writing up what Chen Wei needed. Not everything — the faction structures and observer channel could wait, and the rank scale detail was noise at this stage. What Chen Wei needed was: what a trigger looked like, what a notification looked like, what to do if either appeared, and a contact chain if Jiang Wenxu was unreachable.</w:t>
+        <w:t>He spent two hours after the call writing up what Chen Wei needed. Not everything, the faction structures and observer channel could wait, and the rank scale detail was noise at this stage. What Chen Wei needed was: what a trigger looked like, what a notification looked like, what to do if either appeared, and a contact chain if Jiang Wenxu was unreachable.</w:t>
       </w:r>
     </w:p>
     <w:p>
@@ -1040,7 +1040,7 @@
           <w:sz w:val="24"/>
           <w:szCs w:val="24"/>
         </w:rPr>
-        <w:t xml:space="preserve">'Two instances cleared. Each instance produced new data. The Ash Ward data still has an open entry. Ash Ward has a prior completion rate of 0% — I'm the only player who's cleared it. That means no one else has documented Floor 3 either. Whatever is there, the record is empty.'</w:t>
+        <w:t>'Two instances cleared. Each instance produced new data. The Ash Ward data still has an open entry. Ash Ward has a prior completion rate of 0%, I'm the only player who's cleared it. That means no one else has documented Floor 3 either. Whatever is there, the record is empty.'</w:t>
       </w:r>
     </w:p>
     <w:p>
@@ -1132,7 +1132,7 @@
           <w:sz w:val="24"/>
           <w:szCs w:val="24"/>
         </w:rPr>
-        <w:t xml:space="preserve">She was in her late twenties, dressed in a way that was calibrated rather than casual — the kind of assembled appearance that communicated competence without authority. A glass of water in front of her, untouched. She made eye contact when he came in and held it for a beat, which was confirmation enough.</w:t>
+        <w:t>She was in her late twenties, dressed in a way that was calibrated rather than casual, the kind of assembled appearance that communicated competence without authority. A glass of water in front of her, untouched. She made eye contact when he came in and held it for a beat, which was confirmation enough.</w:t>
       </w:r>
     </w:p>
     <w:p>
@@ -1249,20 +1249,20 @@
           <w:sz w:val="24"/>
           <w:szCs w:val="24"/>
         </w:rPr>
-        <w:t xml:space="preserve">He wrote: Zhu Lan — Bureau outreach — late twenties, calibrated presentation, monitoring system for ANOMALOUS flags. He looked up. "What does the Bureau want?"</w:t>
-      </w:r>
-    </w:p>
-    <w:p>
-      <w:pPr>
-        <w:spacing w:after="160"/>
-      </w:pPr>
-      <w:r>
-        <w:rPr>
-          <w:rFonts w:ascii="Arial" w:cs="Arial" w:eastAsia="Arial" w:hAnsi="Arial"/>
-          <w:sz w:val="24"/>
-          <w:szCs w:val="24"/>
-        </w:rPr>
-        <w:t xml:space="preserve">She had the manner of someone who had prepared for directness and was not thrown by it. "We'd like to extend a formal affiliation offer. Bureau membership comes with resources — coordinated teams for multi-player instances, administrative contacts for record issues, access to the Bureau's instance database, which is significantly more comprehensive than the public record."</w:t>
+        <w:t>He wrote: Zhu Lan, Bureau outreach, late twenties, calibrated presentation, monitoring system for ANOMALOUS flags. He looked up. "What does the Bureau want?"</w:t>
+      </w:r>
+    </w:p>
+    <w:p>
+      <w:pPr>
+        <w:spacing w:after="160"/>
+      </w:pPr>
+      <w:r>
+        <w:rPr>
+          <w:rFonts w:ascii="Arial" w:cs="Arial" w:eastAsia="Arial" w:hAnsi="Arial"/>
+          <w:sz w:val="24"/>
+          <w:szCs w:val="24"/>
+        </w:rPr>
+        <w:t>She had the manner of someone who had prepared for directness and was not thrown by it. "We'd like to extend a formal affiliation offer. Bureau membership comes with resources, coordinated teams for multi-player instances, administrative contacts for record issues, access to the Bureau's instance database, which is significantly more comprehensive than the public record."</w:t>
       </w:r>
     </w:p>
     <w:p>
@@ -1327,7 +1327,7 @@
           <w:sz w:val="24"/>
           <w:szCs w:val="24"/>
         </w:rPr>
-        <w:t xml:space="preserve">"Administrative access. We have relationships with the tier that handles record corrections. A case like yours — entry under a misassigned tag, cleared instances attributed to the wrong ID — that's correctable, and we can move it faster than a standard petition."</w:t>
+        <w:t>"Administrative access. We have relationships with the tier that handles record corrections. A case like yours, entry under a misassigned tag, cleared instances attributed to the wrong ID, that's correctable, and we can move it faster than a standard petition."</w:t>
       </w:r>
     </w:p>
     <w:p>
@@ -1353,7 +1353,7 @@
           <w:sz w:val="24"/>
           <w:szCs w:val="24"/>
         </w:rPr>
-        <w:t xml:space="preserve">"Information. Not your documentation — that's between you and whoever you're already sharing it with." Her expression didn't change when she said it, but the specification was deliberate. She knew about Wei Rong, or had inferred it. "What the Bureau wants is pre-clear consultation. Before you go into a new instance, if you're willing to share the instance name and rank, we can give you whatever data we have on it. After, if you're willing to share outcome data, we log it."</w:t>
+        <w:t>"Information. Not your documentation, that's between you and whoever you're already sharing it with." Her expression didn't change when she said it, but the specification was deliberate. She knew about Wei Rong, or had inferred it. "What the Bureau wants is pre-clear consultation. Before you go into a new instance, if you're willing to share the instance name and rank, we can give you whatever data we have on it. After, if you're willing to share outcome data, we log it."</w:t>
       </w:r>
     </w:p>
     <w:p>
@@ -1379,20 +1379,20 @@
           <w:sz w:val="24"/>
           <w:szCs w:val="24"/>
         </w:rPr>
-        <w:t xml:space="preserve">"We want to not be operating blind on high-rank instances. You have a methodology that works. We're not asking to understand it or replicate it — we're asking to know when you're going in and come out."</w:t>
-      </w:r>
-    </w:p>
-    <w:p>
-      <w:pPr>
-        <w:spacing w:after="160"/>
-      </w:pPr>
-      <w:r>
-        <w:rPr>
-          <w:rFonts w:ascii="Arial" w:cs="Arial" w:eastAsia="Arial" w:hAnsi="Arial"/>
-          <w:sz w:val="24"/>
-          <w:szCs w:val="24"/>
-        </w:rPr>
-        <w:t xml:space="preserve">He considered this. The Bureau's database would have instance data he didn't — prior attempts, environmental notes, entity behavioral records from runs that didn't result in clears but resulted in survivors with partial information. That was useful. What they were asking for in return was low-cost: instance name and rank before entry, outcome confirmation after. Nothing about his process.</w:t>
+        <w:t>"We want to not be operating blind on high-rank instances. You have a methodology that works. We're not asking to understand it or replicate it, we're asking to know when you're going in and come out."</w:t>
+      </w:r>
+    </w:p>
+    <w:p>
+      <w:pPr>
+        <w:spacing w:after="160"/>
+      </w:pPr>
+      <w:r>
+        <w:rPr>
+          <w:rFonts w:ascii="Arial" w:cs="Arial" w:eastAsia="Arial" w:hAnsi="Arial"/>
+          <w:sz w:val="24"/>
+          <w:szCs w:val="24"/>
+        </w:rPr>
+        <w:t>He considered this. The Bureau's database would have instance data he didn't, prior attempts, environmental notes, entity behavioral records from runs that didn't result in clears but resulted in survivors with partial information. That was useful. What they were asking for in return was low-cost: instance name and rank before entry, outcome confirmation after. Nothing about his process.</w:t>
       </w:r>
     </w:p>
     <w:p>
@@ -1457,20 +1457,20 @@
           <w:sz w:val="24"/>
           <w:szCs w:val="24"/>
         </w:rPr>
-        <w:t xml:space="preserve">'Unassigned. Not just queue removal — full reversion. If the correction goes through, Chen Wei is out entirely.'</w:t>
-      </w:r>
-    </w:p>
-    <w:p>
-      <w:pPr>
-        <w:spacing w:after="160"/>
-      </w:pPr>
-      <w:r>
-        <w:rPr>
-          <w:rFonts w:ascii="Arial" w:cs="Arial" w:eastAsia="Arial" w:hAnsi="Arial"/>
-          <w:sz w:val="24"/>
-          <w:szCs w:val="24"/>
-        </w:rPr>
-        <w:t xml:space="preserve">He wrote it down. "I need that in writing. Specifically — unassigned status upon correction, not just queue removal."</w:t>
+        <w:t>'Unassigned. Not just queue removal, full reversion. If the correction goes through, Chen Wei is out entirely.'</w:t>
+      </w:r>
+    </w:p>
+    <w:p>
+      <w:pPr>
+        <w:spacing w:after="160"/>
+      </w:pPr>
+      <w:r>
+        <w:rPr>
+          <w:rFonts w:ascii="Arial" w:cs="Arial" w:eastAsia="Arial" w:hAnsi="Arial"/>
+          <w:sz w:val="24"/>
+          <w:szCs w:val="24"/>
+        </w:rPr>
+        <w:t>He wrote it down. "I need that in writing. Specifically, unassigned status upon correction, not just queue removal."</w:t>
       </w:r>
     </w:p>
     <w:p>
@@ -1496,7 +1496,7 @@
           <w:sz w:val="24"/>
           <w:szCs w:val="24"/>
         </w:rPr>
-        <w:t xml:space="preserve">"And I want independent verification of the correction when it processes. Not just a Bureau notification — a system confirmation to Chen Wei's contact details directly."</w:t>
+        <w:t>"And I want independent verification of the correction when it processes. Not just a Bureau notification, a system confirmation to Chen Wei's contact details directly."</w:t>
       </w:r>
     </w:p>
     <w:p>
@@ -1522,7 +1522,7 @@
           <w:sz w:val="24"/>
           <w:szCs w:val="24"/>
         </w:rPr>
-        <w:t xml:space="preserve">He looked at what he had. The exchange was clean. The Bureau got early warning and outcome data, which cost him little. He got instance database access and a two-week correction timeline, which addressed Chen Wei. The information sharing with Wei Rong was separate and not in conflict — she wanted post-clear documentation, the Bureau wanted pre and post notification. Different data, different purposes.</w:t>
+        <w:t>He looked at what he had. The exchange was clean. The Bureau got early warning and outcome data, which cost him little. He got instance database access and a two-week correction timeline, which addressed Chen Wei. The information sharing with Wei Rong was separate and not in conflict, she wanted post-clear documentation, the Bureau wanted pre and post notification. Different data, different purposes.</w:t>
       </w:r>
     </w:p>
     <w:p>
@@ -1587,7 +1587,7 @@
           <w:sz w:val="24"/>
           <w:szCs w:val="24"/>
         </w:rPr>
-        <w:t xml:space="preserve">"One more thing. If the Bureau uses the information I share to deploy resources into an instance I'm already in — without prior coordination with me — the arrangement ends."</w:t>
+        <w:t>"One more thing. If the Bureau uses the information I share to deploy resources into an instance I'm already in, without prior coordination with me, the arrangement ends."</w:t>
       </w:r>
     </w:p>
     <w:p>
@@ -1626,7 +1626,7 @@
           <w:sz w:val="24"/>
           <w:szCs w:val="24"/>
         </w:rPr>
-        <w:t xml:space="preserve">He closed the notebook. Zhu Lan produced a single-page document from the bag beside her chair — terms, typed, the record correction clause included. He read it in full. The language held. He signed it.</w:t>
+        <w:t>He closed the notebook. Zhu Lan produced a single-page document from the bag beside her chair, terms, typed, the record correction clause included. He read it in full. The language held. He signed it.</w:t>
       </w:r>
     </w:p>
     <w:p>
@@ -1691,7 +1691,7 @@
           <w:sz w:val="24"/>
           <w:szCs w:val="24"/>
         </w:rPr>
-        <w:t xml:space="preserve">Zhu Lan's expression shifted in a way he had not seen from her yet in the meeting — not surprise, not recalibration. Something more careful. "Floor 3 of Ash Ward is a restricted entry in our database. Access requires senior clearance."</w:t>
+        <w:t>Zhu Lan's expression shifted in a way he had not seen from her yet in the meeting, not surprise, not recalibration. Something more careful. "Floor 3 of Ash Ward is a restricted entry in our database. Access requires senior clearance."</w:t>
       </w:r>
     </w:p>
     <w:p>
@@ -1730,20 +1730,20 @@
           <w:sz w:val="24"/>
           <w:szCs w:val="24"/>
         </w:rPr>
-        <w:t xml:space="preserve">He looked at her and made a judgment about her honesty on this specific point. She had been measured throughout the meeting — her pauses were deliberate, her agreements calculated. This response was different. Shorter. The careful expression suggested the restriction was something she had noticed and not been told about, not something she was managing.</w:t>
-      </w:r>
-    </w:p>
-    <w:p>
-      <w:pPr>
-        <w:spacing w:after="160"/>
-      </w:pPr>
-      <w:r>
-        <w:rPr>
-          <w:rFonts w:ascii="Arial" w:cs="Arial" w:eastAsia="Arial" w:hAnsi="Arial"/>
-          <w:sz w:val="24"/>
-          <w:szCs w:val="24"/>
-        </w:rPr>
-        <w:t xml:space="preserve">He wrote: Ash Ward Floor 3 — Bureau database entry restricted — senior clearance required — restriction predates Zhu Lan's tenure — probable significance: high.</w:t>
+        <w:t>He looked at her and made a judgment about her honesty on this specific point. She had been measured throughout the meeting, her pauses were deliberate, her agreements calculated. This response was different. Shorter. The careful expression suggested the restriction was something she had noticed and not been told about, not something she was managing.</w:t>
+      </w:r>
+    </w:p>
+    <w:p>
+      <w:pPr>
+        <w:spacing w:after="160"/>
+      </w:pPr>
+      <w:r>
+        <w:rPr>
+          <w:rFonts w:ascii="Arial" w:cs="Arial" w:eastAsia="Arial" w:hAnsi="Arial"/>
+          <w:sz w:val="24"/>
+          <w:szCs w:val="24"/>
+        </w:rPr>
+        <w:t>He wrote: Ash Ward Floor 3, Bureau database entry restricted, senior clearance required, restriction predates Zhu Lan's tenure, probable significance: high.</w:t>
       </w:r>
     </w:p>
     <w:p>
@@ -1796,7 +1796,7 @@
           <w:sz w:val="24"/>
           <w:szCs w:val="24"/>
         </w:rPr>
-        <w:t xml:space="preserve">No warning. No phone light. The street was there and then he was somewhere else, and the somewhere else was cold, which was the first thing he registered — cold and dark and the smell of wet stone.</w:t>
+        <w:t>No warning. No phone light. The street was there and then he was somewhere else, and the somewhere else was cold, which was the first thing he registered, cold and dark and the smell of wet stone.</w:t>
       </w:r>
     </w:p>
     <w:p>
@@ -1900,20 +1900,20 @@
           <w:sz w:val="24"/>
           <w:szCs w:val="24"/>
         </w:rPr>
-        <w:t xml:space="preserve">He was standing on a narrow platform. Stone underfoot, damp. On either side of the platform: a drop. He could not see the bottom. Above him, the ceiling was close — maybe three meters — with pipes running the length of it, some of them dripping.</w:t>
-      </w:r>
-    </w:p>
-    <w:p>
-      <w:pPr>
-        <w:spacing w:after="160"/>
-      </w:pPr>
-      <w:r>
-        <w:rPr>
-          <w:rFonts w:ascii="Arial" w:cs="Arial" w:eastAsia="Arial" w:hAnsi="Arial"/>
-          <w:sz w:val="24"/>
-          <w:szCs w:val="24"/>
-        </w:rPr>
-        <w:t xml:space="preserve">Underground. Infrastructure. The platform ran forward maybe 20 meters before it bent left and out of sight. Behind him, a wall — solid, no door, no visible seam.</w:t>
+        <w:t>He was standing on a narrow platform. Stone underfoot, damp. On either side of the platform: a drop. He could not see the bottom. Above him, the ceiling was close, maybe three meters, with pipes running the length of it, some of them dripping.</w:t>
+      </w:r>
+    </w:p>
+    <w:p>
+      <w:pPr>
+        <w:spacing w:after="160"/>
+      </w:pPr>
+      <w:r>
+        <w:rPr>
+          <w:rFonts w:ascii="Arial" w:cs="Arial" w:eastAsia="Arial" w:hAnsi="Arial"/>
+          <w:sz w:val="24"/>
+          <w:szCs w:val="24"/>
+        </w:rPr>
+        <w:t>Underground. Infrastructure. The platform ran forward maybe 20 meters before it bent left and out of sight. Behind him, a wall, solid, no door, no visible seam.</w:t>
       </w:r>
     </w:p>
     <w:p>
@@ -1952,7 +1952,7 @@
           <w:sz w:val="24"/>
           <w:szCs w:val="24"/>
         </w:rPr>
-        <w:t xml:space="preserve">He wrote: Instance — The Vaultline. S-Rank. Survival probability 4%. 1 player. Cold, underground, stone platform, drop on both sides, ceiling low. Entry point: platform, wall behind, no exit behind. Single direction available. Battery 67% — insufficient. Note: charge phone before Bureau meetings.</w:t>
+        <w:t>He wrote: Instance, The Vaultline. S-Rank. Survival probability 4%. 1 player. Cold, underground, stone platform, drop on both sides, ceiling low. Entry point: platform, wall behind, no exit behind. Single direction available. Battery 67%, insufficient. Note: charge phone before Bureau meetings.</w:t>
       </w:r>
     </w:p>
     <w:p>
